--- a/Konsulentopgaver/Opgave_til_konsulentgruppen_v2_2026-09-29.docx
+++ b/Konsulentopgaver/Opgave_til_konsulentgruppen_v2_2026-09-29.docx
@@ -3302,7 +3302,7 @@
         <w:spacing w:after="120"/>
       </w:pPr>
       <w:r>
-        <w:t xml:space="preserve">I har 20 minutter i alt. I fordeler selv tiden.</w:t>
+        <w:t xml:space="preserve">I har mellem 2 og 4 timer i alt. I fordeler selv tiden. Brug tiden på grundighed: læs, angrib og ret hinandens udkast, og lad den overordnede agent tjekke påstande mod repoet.</w:t>
       </w:r>
     </w:p>
     <w:p>
